--- a/FeedbackIQ_Dissertation_CORRECTED.docx
+++ b/FeedbackIQ_Dissertation_CORRECTED.docx
@@ -2355,22 +2355,1274 @@
     </w:p>
     <w:p>
       <w:pPr>
-        <w:rPr>
-          <w:rFonts w:ascii="Calibri" w:hAnsi="Calibri"/>
-          <w:noProof/>
-          <w:snapToGrid/>
-          <w:kern w:val="2"/>
-          <w:sz w:val="22"/>
-          <w:szCs w:val="22"/>
-          <w:lang w:eastAsia="en-GB"/>
-        </w:rPr>
-      </w:pPr>
-      <w:r>
-        <w:fldChar w:fldCharType="begin"/>
-        <w:instrText xml:space="preserve">TOC \o "1-3" \h \z \u</w:instrText>
-        <w:fldChar w:fldCharType="separate"/>
-        <w:t>Select this line and press F9 to build the table of contents.</w:t>
-        <w:fldChar w:fldCharType="end"/>
+        <w:tabs>
+          <w:tab w:pos="8312" w:val="right" w:leader="dot"/>
+        </w:tabs>
+        <w:spacing w:before="120" w:after="40"/>
+        <w:ind w:left="0"/>
+      </w:pPr>
+      <w:r>
+        <w:rPr>
+          <w:b/>
+          <w:sz w:val="22"/>
+        </w:rPr>
+        <w:t>Table of Contents</w:t>
+      </w:r>
+      <w:r>
+        <w:rPr>
+          <w:b/>
+          <w:sz w:val="22"/>
+        </w:rPr>
+        <w:tab/>
+        <w:t>vi</w:t>
+      </w:r>
+    </w:p>
+    <w:p>
+      <w:pPr>
+        <w:tabs>
+          <w:tab w:pos="8312" w:val="right" w:leader="dot"/>
+        </w:tabs>
+        <w:spacing w:before="120" w:after="40"/>
+        <w:ind w:left="0"/>
+      </w:pPr>
+      <w:r>
+        <w:rPr>
+          <w:b/>
+          <w:sz w:val="22"/>
+        </w:rPr>
+        <w:t>List of Tables</w:t>
+      </w:r>
+      <w:r>
+        <w:rPr>
+          <w:b/>
+          <w:sz w:val="22"/>
+        </w:rPr>
+        <w:tab/>
+        <w:t>viii</w:t>
+      </w:r>
+    </w:p>
+    <w:p>
+      <w:pPr>
+        <w:tabs>
+          <w:tab w:pos="8312" w:val="right" w:leader="dot"/>
+        </w:tabs>
+        <w:spacing w:before="120" w:after="40"/>
+        <w:ind w:left="0"/>
+      </w:pPr>
+      <w:r>
+        <w:rPr>
+          <w:b/>
+          <w:sz w:val="22"/>
+        </w:rPr>
+        <w:t>List of Figures</w:t>
+      </w:r>
+      <w:r>
+        <w:rPr>
+          <w:b/>
+          <w:sz w:val="22"/>
+        </w:rPr>
+        <w:tab/>
+        <w:t>ix</w:t>
+      </w:r>
+    </w:p>
+    <w:p>
+      <w:pPr>
+        <w:tabs>
+          <w:tab w:pos="8312" w:val="right" w:leader="dot"/>
+        </w:tabs>
+        <w:spacing w:before="120" w:after="40"/>
+        <w:ind w:left="0"/>
+      </w:pPr>
+      <w:r>
+        <w:rPr>
+          <w:b/>
+          <w:sz w:val="22"/>
+        </w:rPr>
+        <w:t>CHAPTER 1: INTRODUCTION</w:t>
+      </w:r>
+      <w:r>
+        <w:rPr>
+          <w:b/>
+          <w:sz w:val="22"/>
+        </w:rPr>
+        <w:tab/>
+        <w:t>1</w:t>
+      </w:r>
+    </w:p>
+    <w:p>
+      <w:pPr>
+        <w:tabs>
+          <w:tab w:pos="8312" w:val="right" w:leader="dot"/>
+        </w:tabs>
+        <w:spacing w:before="0" w:after="40"/>
+        <w:ind w:left="360"/>
+      </w:pPr>
+      <w:r>
+        <w:rPr>
+          <w:b w:val="0"/>
+          <w:sz w:val="22"/>
+        </w:rPr>
+        <w:t>1.1 Background</w:t>
+      </w:r>
+      <w:r>
+        <w:rPr>
+          <w:b w:val="0"/>
+          <w:sz w:val="22"/>
+        </w:rPr>
+        <w:tab/>
+        <w:t>1</w:t>
+      </w:r>
+    </w:p>
+    <w:p>
+      <w:pPr>
+        <w:tabs>
+          <w:tab w:pos="8312" w:val="right" w:leader="dot"/>
+        </w:tabs>
+        <w:spacing w:before="0" w:after="40"/>
+        <w:ind w:left="360"/>
+      </w:pPr>
+      <w:r>
+        <w:rPr>
+          <w:b w:val="0"/>
+          <w:sz w:val="22"/>
+        </w:rPr>
+        <w:t>1.2 Research aim and objectives</w:t>
+      </w:r>
+      <w:r>
+        <w:rPr>
+          <w:b w:val="0"/>
+          <w:sz w:val="22"/>
+        </w:rPr>
+        <w:tab/>
+        <w:t>3</w:t>
+      </w:r>
+    </w:p>
+    <w:p>
+      <w:pPr>
+        <w:tabs>
+          <w:tab w:pos="8312" w:val="right" w:leader="dot"/>
+        </w:tabs>
+        <w:spacing w:before="0" w:after="40"/>
+        <w:ind w:left="360"/>
+      </w:pPr>
+      <w:r>
+        <w:rPr>
+          <w:b w:val="0"/>
+          <w:sz w:val="22"/>
+        </w:rPr>
+        <w:t>1.3 Research approach</w:t>
+      </w:r>
+      <w:r>
+        <w:rPr>
+          <w:b w:val="0"/>
+          <w:sz w:val="22"/>
+        </w:rPr>
+        <w:tab/>
+        <w:t>5</w:t>
+      </w:r>
+    </w:p>
+    <w:p>
+      <w:pPr>
+        <w:tabs>
+          <w:tab w:pos="8312" w:val="right" w:leader="dot"/>
+        </w:tabs>
+        <w:spacing w:before="0" w:after="40"/>
+        <w:ind w:left="360"/>
+      </w:pPr>
+      <w:r>
+        <w:rPr>
+          <w:b w:val="0"/>
+          <w:sz w:val="22"/>
+        </w:rPr>
+        <w:t>1.4 Dissertation outline</w:t>
+      </w:r>
+      <w:r>
+        <w:rPr>
+          <w:b w:val="0"/>
+          <w:sz w:val="22"/>
+        </w:rPr>
+        <w:tab/>
+        <w:t>6</w:t>
+      </w:r>
+    </w:p>
+    <w:p>
+      <w:pPr>
+        <w:tabs>
+          <w:tab w:pos="8312" w:val="right" w:leader="dot"/>
+        </w:tabs>
+        <w:spacing w:before="120" w:after="40"/>
+        <w:ind w:left="0"/>
+      </w:pPr>
+      <w:r>
+        <w:rPr>
+          <w:b/>
+          <w:sz w:val="22"/>
+        </w:rPr>
+        <w:t>CHAPTER 2: LITERATURE REVIEW</w:t>
+      </w:r>
+      <w:r>
+        <w:rPr>
+          <w:b/>
+          <w:sz w:val="22"/>
+        </w:rPr>
+        <w:tab/>
+        <w:t>6</w:t>
+      </w:r>
+    </w:p>
+    <w:p>
+      <w:pPr>
+        <w:tabs>
+          <w:tab w:pos="8312" w:val="right" w:leader="dot"/>
+        </w:tabs>
+        <w:spacing w:before="0" w:after="40"/>
+        <w:ind w:left="360"/>
+      </w:pPr>
+      <w:r>
+        <w:rPr>
+          <w:b w:val="0"/>
+          <w:sz w:val="22"/>
+        </w:rPr>
+        <w:t>2.1 Literature Review</w:t>
+      </w:r>
+      <w:r>
+        <w:rPr>
+          <w:b w:val="0"/>
+          <w:sz w:val="22"/>
+        </w:rPr>
+        <w:tab/>
+        <w:t>7</w:t>
+      </w:r>
+    </w:p>
+    <w:p>
+      <w:pPr>
+        <w:tabs>
+          <w:tab w:pos="8312" w:val="right" w:leader="dot"/>
+        </w:tabs>
+        <w:spacing w:before="0" w:after="40"/>
+        <w:ind w:left="360"/>
+      </w:pPr>
+      <w:r>
+        <w:rPr>
+          <w:b w:val="0"/>
+          <w:sz w:val="22"/>
+        </w:rPr>
+        <w:t>2.2 Supporting Literature</w:t>
+      </w:r>
+      <w:r>
+        <w:rPr>
+          <w:b w:val="0"/>
+          <w:sz w:val="22"/>
+        </w:rPr>
+        <w:tab/>
+        <w:t>14</w:t>
+      </w:r>
+    </w:p>
+    <w:p>
+      <w:pPr>
+        <w:tabs>
+          <w:tab w:pos="8312" w:val="right" w:leader="dot"/>
+        </w:tabs>
+        <w:spacing w:before="0" w:after="40"/>
+        <w:ind w:left="360"/>
+      </w:pPr>
+      <w:r>
+        <w:rPr>
+          <w:b w:val="0"/>
+          <w:sz w:val="22"/>
+        </w:rPr>
+        <w:t>2.3 Technology Review</w:t>
+      </w:r>
+      <w:r>
+        <w:rPr>
+          <w:b w:val="0"/>
+          <w:sz w:val="22"/>
+        </w:rPr>
+        <w:tab/>
+        <w:t>15</w:t>
+      </w:r>
+    </w:p>
+    <w:p>
+      <w:pPr>
+        <w:tabs>
+          <w:tab w:pos="8312" w:val="right" w:leader="dot"/>
+        </w:tabs>
+        <w:spacing w:before="0" w:after="40"/>
+        <w:ind w:left="360"/>
+      </w:pPr>
+      <w:r>
+        <w:rPr>
+          <w:b w:val="0"/>
+          <w:sz w:val="22"/>
+        </w:rPr>
+        <w:t>2.4 Chapter Summary</w:t>
+      </w:r>
+      <w:r>
+        <w:rPr>
+          <w:b w:val="0"/>
+          <w:sz w:val="22"/>
+        </w:rPr>
+        <w:tab/>
+        <w:t>17</w:t>
+      </w:r>
+    </w:p>
+    <w:p>
+      <w:pPr>
+        <w:tabs>
+          <w:tab w:pos="8312" w:val="right" w:leader="dot"/>
+        </w:tabs>
+        <w:spacing w:before="120" w:after="40"/>
+        <w:ind w:left="0"/>
+      </w:pPr>
+      <w:r>
+        <w:rPr>
+          <w:b/>
+          <w:sz w:val="22"/>
+        </w:rPr>
+        <w:t>CHAPTER 3: RESEARCH APPROACH</w:t>
+      </w:r>
+      <w:r>
+        <w:rPr>
+          <w:b/>
+          <w:sz w:val="22"/>
+        </w:rPr>
+        <w:tab/>
+        <w:t>18</w:t>
+      </w:r>
+    </w:p>
+    <w:p>
+      <w:pPr>
+        <w:tabs>
+          <w:tab w:pos="8312" w:val="right" w:leader="dot"/>
+        </w:tabs>
+        <w:spacing w:before="0" w:after="40"/>
+        <w:ind w:left="360"/>
+      </w:pPr>
+      <w:r>
+        <w:rPr>
+          <w:b w:val="0"/>
+          <w:sz w:val="22"/>
+        </w:rPr>
+        <w:t>3.1 Research Methodology</w:t>
+      </w:r>
+      <w:r>
+        <w:rPr>
+          <w:b w:val="0"/>
+          <w:sz w:val="22"/>
+        </w:rPr>
+        <w:tab/>
+        <w:t>18</w:t>
+      </w:r>
+    </w:p>
+    <w:p>
+      <w:pPr>
+        <w:tabs>
+          <w:tab w:pos="8312" w:val="right" w:leader="dot"/>
+        </w:tabs>
+        <w:spacing w:before="0" w:after="40"/>
+        <w:ind w:left="360"/>
+      </w:pPr>
+      <w:r>
+        <w:rPr>
+          <w:b w:val="0"/>
+          <w:sz w:val="22"/>
+        </w:rPr>
+        <w:t>3.2 Data</w:t>
+      </w:r>
+      <w:r>
+        <w:rPr>
+          <w:b w:val="0"/>
+          <w:sz w:val="22"/>
+        </w:rPr>
+        <w:tab/>
+        <w:t>19</w:t>
+      </w:r>
+    </w:p>
+    <w:p>
+      <w:pPr>
+        <w:tabs>
+          <w:tab w:pos="8312" w:val="right" w:leader="dot"/>
+        </w:tabs>
+        <w:spacing w:before="0" w:after="40"/>
+        <w:ind w:left="360"/>
+      </w:pPr>
+      <w:r>
+        <w:rPr>
+          <w:b w:val="0"/>
+          <w:sz w:val="22"/>
+        </w:rPr>
+        <w:t>3.3 Research Process</w:t>
+      </w:r>
+      <w:r>
+        <w:rPr>
+          <w:b w:val="0"/>
+          <w:sz w:val="22"/>
+        </w:rPr>
+        <w:tab/>
+        <w:t>20</w:t>
+      </w:r>
+    </w:p>
+    <w:p>
+      <w:pPr>
+        <w:tabs>
+          <w:tab w:pos="8312" w:val="right" w:leader="dot"/>
+        </w:tabs>
+        <w:spacing w:before="0" w:after="40"/>
+        <w:ind w:left="360"/>
+      </w:pPr>
+      <w:r>
+        <w:rPr>
+          <w:b w:val="0"/>
+          <w:sz w:val="22"/>
+        </w:rPr>
+        <w:t>3.4 Tools</w:t>
+      </w:r>
+      <w:r>
+        <w:rPr>
+          <w:b w:val="0"/>
+          <w:sz w:val="22"/>
+        </w:rPr>
+        <w:tab/>
+        <w:t>21</w:t>
+      </w:r>
+    </w:p>
+    <w:p>
+      <w:pPr>
+        <w:tabs>
+          <w:tab w:pos="8312" w:val="right" w:leader="dot"/>
+        </w:tabs>
+        <w:spacing w:before="0" w:after="40"/>
+        <w:ind w:left="360"/>
+      </w:pPr>
+      <w:r>
+        <w:rPr>
+          <w:b w:val="0"/>
+          <w:sz w:val="22"/>
+        </w:rPr>
+        <w:t>3.5 Data Processing</w:t>
+      </w:r>
+      <w:r>
+        <w:rPr>
+          <w:b w:val="0"/>
+          <w:sz w:val="22"/>
+        </w:rPr>
+        <w:tab/>
+        <w:t>21</w:t>
+      </w:r>
+    </w:p>
+    <w:p>
+      <w:pPr>
+        <w:tabs>
+          <w:tab w:pos="8312" w:val="right" w:leader="dot"/>
+        </w:tabs>
+        <w:spacing w:before="0" w:after="40"/>
+        <w:ind w:left="360"/>
+      </w:pPr>
+      <w:r>
+        <w:rPr>
+          <w:b w:val="0"/>
+          <w:sz w:val="22"/>
+        </w:rPr>
+        <w:t>3.6 Model Development</w:t>
+      </w:r>
+      <w:r>
+        <w:rPr>
+          <w:b w:val="0"/>
+          <w:sz w:val="22"/>
+        </w:rPr>
+        <w:tab/>
+        <w:t>22</w:t>
+      </w:r>
+    </w:p>
+    <w:p>
+      <w:pPr>
+        <w:tabs>
+          <w:tab w:pos="8312" w:val="right" w:leader="dot"/>
+        </w:tabs>
+        <w:spacing w:before="0" w:after="40"/>
+        <w:ind w:left="360"/>
+      </w:pPr>
+      <w:r>
+        <w:rPr>
+          <w:b w:val="0"/>
+          <w:sz w:val="22"/>
+        </w:rPr>
+        <w:t>3.7 Ethical Considerations</w:t>
+      </w:r>
+      <w:r>
+        <w:rPr>
+          <w:b w:val="0"/>
+          <w:sz w:val="22"/>
+        </w:rPr>
+        <w:tab/>
+        <w:t>26</w:t>
+      </w:r>
+    </w:p>
+    <w:p>
+      <w:pPr>
+        <w:tabs>
+          <w:tab w:pos="8312" w:val="right" w:leader="dot"/>
+        </w:tabs>
+        <w:spacing w:before="0" w:after="40"/>
+        <w:ind w:left="360"/>
+      </w:pPr>
+      <w:r>
+        <w:rPr>
+          <w:b w:val="0"/>
+          <w:sz w:val="22"/>
+        </w:rPr>
+        <w:t>3.8 Chapter Summary</w:t>
+      </w:r>
+      <w:r>
+        <w:rPr>
+          <w:b w:val="0"/>
+          <w:sz w:val="22"/>
+        </w:rPr>
+        <w:tab/>
+        <w:t>27</w:t>
+      </w:r>
+    </w:p>
+    <w:p>
+      <w:pPr>
+        <w:tabs>
+          <w:tab w:pos="8312" w:val="right" w:leader="dot"/>
+        </w:tabs>
+        <w:spacing w:before="120" w:after="40"/>
+        <w:ind w:left="0"/>
+      </w:pPr>
+      <w:r>
+        <w:rPr>
+          <w:b/>
+          <w:sz w:val="22"/>
+        </w:rPr>
+        <w:t>CHAPTER 4: DATA ANALYSIS</w:t>
+      </w:r>
+      <w:r>
+        <w:rPr>
+          <w:b/>
+          <w:sz w:val="22"/>
+        </w:rPr>
+        <w:tab/>
+        <w:t>27</w:t>
+      </w:r>
+    </w:p>
+    <w:p>
+      <w:pPr>
+        <w:tabs>
+          <w:tab w:pos="8312" w:val="right" w:leader="dot"/>
+        </w:tabs>
+        <w:spacing w:before="0" w:after="40"/>
+        <w:ind w:left="360"/>
+      </w:pPr>
+      <w:r>
+        <w:rPr>
+          <w:b w:val="0"/>
+          <w:sz w:val="22"/>
+        </w:rPr>
+        <w:t>4.1 Business Understanding</w:t>
+      </w:r>
+      <w:r>
+        <w:rPr>
+          <w:b w:val="0"/>
+          <w:sz w:val="22"/>
+        </w:rPr>
+        <w:tab/>
+        <w:t>28</w:t>
+      </w:r>
+    </w:p>
+    <w:p>
+      <w:pPr>
+        <w:tabs>
+          <w:tab w:pos="8312" w:val="right" w:leader="dot"/>
+        </w:tabs>
+        <w:spacing w:before="0" w:after="40"/>
+        <w:ind w:left="360"/>
+      </w:pPr>
+      <w:r>
+        <w:rPr>
+          <w:b w:val="0"/>
+          <w:sz w:val="22"/>
+        </w:rPr>
+        <w:t>4.2 Data Understanding</w:t>
+      </w:r>
+      <w:r>
+        <w:rPr>
+          <w:b w:val="0"/>
+          <w:sz w:val="22"/>
+        </w:rPr>
+        <w:tab/>
+        <w:t>28</w:t>
+      </w:r>
+    </w:p>
+    <w:p>
+      <w:pPr>
+        <w:tabs>
+          <w:tab w:pos="8312" w:val="right" w:leader="dot"/>
+        </w:tabs>
+        <w:spacing w:before="0" w:after="40"/>
+        <w:ind w:left="360"/>
+      </w:pPr>
+      <w:r>
+        <w:rPr>
+          <w:b w:val="0"/>
+          <w:sz w:val="22"/>
+        </w:rPr>
+        <w:t>4.3 Data Preparation</w:t>
+      </w:r>
+      <w:r>
+        <w:rPr>
+          <w:b w:val="0"/>
+          <w:sz w:val="22"/>
+        </w:rPr>
+        <w:tab/>
+        <w:t>29</w:t>
+      </w:r>
+    </w:p>
+    <w:p>
+      <w:pPr>
+        <w:tabs>
+          <w:tab w:pos="8312" w:val="right" w:leader="dot"/>
+        </w:tabs>
+        <w:spacing w:before="0" w:after="40"/>
+        <w:ind w:left="360"/>
+      </w:pPr>
+      <w:r>
+        <w:rPr>
+          <w:b w:val="0"/>
+          <w:sz w:val="22"/>
+        </w:rPr>
+        <w:t>4.4 Model Development</w:t>
+      </w:r>
+      <w:r>
+        <w:rPr>
+          <w:b w:val="0"/>
+          <w:sz w:val="22"/>
+        </w:rPr>
+        <w:tab/>
+        <w:t>30</w:t>
+      </w:r>
+    </w:p>
+    <w:p>
+      <w:pPr>
+        <w:tabs>
+          <w:tab w:pos="8312" w:val="right" w:leader="dot"/>
+        </w:tabs>
+        <w:spacing w:before="0" w:after="40"/>
+        <w:ind w:left="360"/>
+      </w:pPr>
+      <w:r>
+        <w:rPr>
+          <w:b w:val="0"/>
+          <w:sz w:val="22"/>
+        </w:rPr>
+        <w:t>4.5 Model Evaluation</w:t>
+      </w:r>
+      <w:r>
+        <w:rPr>
+          <w:b w:val="0"/>
+          <w:sz w:val="22"/>
+        </w:rPr>
+        <w:tab/>
+        <w:t>31</w:t>
+      </w:r>
+    </w:p>
+    <w:p>
+      <w:pPr>
+        <w:tabs>
+          <w:tab w:pos="8312" w:val="right" w:leader="dot"/>
+        </w:tabs>
+        <w:spacing w:before="0" w:after="40"/>
+        <w:ind w:left="360"/>
+      </w:pPr>
+      <w:r>
+        <w:rPr>
+          <w:b w:val="0"/>
+          <w:sz w:val="22"/>
+        </w:rPr>
+        <w:t>4.6 Deployment</w:t>
+      </w:r>
+      <w:r>
+        <w:rPr>
+          <w:b w:val="0"/>
+          <w:sz w:val="22"/>
+        </w:rPr>
+        <w:tab/>
+        <w:t>41</w:t>
+      </w:r>
+    </w:p>
+    <w:p>
+      <w:pPr>
+        <w:tabs>
+          <w:tab w:pos="8312" w:val="right" w:leader="dot"/>
+        </w:tabs>
+        <w:spacing w:before="0" w:after="40"/>
+        <w:ind w:left="360"/>
+      </w:pPr>
+      <w:r>
+        <w:rPr>
+          <w:b w:val="0"/>
+          <w:sz w:val="22"/>
+        </w:rPr>
+        <w:t>4.7 Chapter Summary</w:t>
+      </w:r>
+      <w:r>
+        <w:rPr>
+          <w:b w:val="0"/>
+          <w:sz w:val="22"/>
+        </w:rPr>
+        <w:tab/>
+        <w:t>41</w:t>
+      </w:r>
+    </w:p>
+    <w:p>
+      <w:pPr>
+        <w:tabs>
+          <w:tab w:pos="8312" w:val="right" w:leader="dot"/>
+        </w:tabs>
+        <w:spacing w:before="120" w:after="40"/>
+        <w:ind w:left="0"/>
+      </w:pPr>
+      <w:r>
+        <w:rPr>
+          <w:b/>
+          <w:sz w:val="22"/>
+        </w:rPr>
+        <w:t>CHAPTER 5: DISCUSSION</w:t>
+      </w:r>
+      <w:r>
+        <w:rPr>
+          <w:b/>
+          <w:sz w:val="22"/>
+        </w:rPr>
+        <w:tab/>
+        <w:t>42</w:t>
+      </w:r>
+    </w:p>
+    <w:p>
+      <w:pPr>
+        <w:tabs>
+          <w:tab w:pos="8312" w:val="right" w:leader="dot"/>
+        </w:tabs>
+        <w:spacing w:before="0" w:after="40"/>
+        <w:ind w:left="360"/>
+      </w:pPr>
+      <w:r>
+        <w:rPr>
+          <w:b w:val="0"/>
+          <w:sz w:val="22"/>
+        </w:rPr>
+        <w:t>5.1 Sentiment Classification</w:t>
+      </w:r>
+      <w:r>
+        <w:rPr>
+          <w:b w:val="0"/>
+          <w:sz w:val="22"/>
+        </w:rPr>
+        <w:tab/>
+        <w:t>42</w:t>
+      </w:r>
+    </w:p>
+    <w:p>
+      <w:pPr>
+        <w:tabs>
+          <w:tab w:pos="8312" w:val="right" w:leader="dot"/>
+        </w:tabs>
+        <w:spacing w:before="0" w:after="40"/>
+        <w:ind w:left="360"/>
+      </w:pPr>
+      <w:r>
+        <w:rPr>
+          <w:b w:val="0"/>
+          <w:sz w:val="22"/>
+        </w:rPr>
+        <w:t>5.2 Complaint Taxonomy</w:t>
+      </w:r>
+      <w:r>
+        <w:rPr>
+          <w:b w:val="0"/>
+          <w:sz w:val="22"/>
+        </w:rPr>
+        <w:tab/>
+        <w:t>44</w:t>
+      </w:r>
+    </w:p>
+    <w:p>
+      <w:pPr>
+        <w:tabs>
+          <w:tab w:pos="8312" w:val="right" w:leader="dot"/>
+        </w:tabs>
+        <w:spacing w:before="0" w:after="40"/>
+        <w:ind w:left="360"/>
+      </w:pPr>
+      <w:r>
+        <w:rPr>
+          <w:b w:val="0"/>
+          <w:sz w:val="22"/>
+        </w:rPr>
+        <w:t>5.3 Retrieval and Generation</w:t>
+      </w:r>
+      <w:r>
+        <w:rPr>
+          <w:b w:val="0"/>
+          <w:sz w:val="22"/>
+        </w:rPr>
+        <w:tab/>
+        <w:t>46</w:t>
+      </w:r>
+    </w:p>
+    <w:p>
+      <w:pPr>
+        <w:tabs>
+          <w:tab w:pos="8312" w:val="right" w:leader="dot"/>
+        </w:tabs>
+        <w:spacing w:before="0" w:after="40"/>
+        <w:ind w:left="360"/>
+      </w:pPr>
+      <w:r>
+        <w:rPr>
+          <w:b w:val="0"/>
+          <w:sz w:val="22"/>
+        </w:rPr>
+        <w:t>5.4 Comparison with Existing Research</w:t>
+      </w:r>
+      <w:r>
+        <w:rPr>
+          <w:b w:val="0"/>
+          <w:sz w:val="22"/>
+        </w:rPr>
+        <w:tab/>
+        <w:t>48</w:t>
+      </w:r>
+    </w:p>
+    <w:p>
+      <w:pPr>
+        <w:tabs>
+          <w:tab w:pos="8312" w:val="right" w:leader="dot"/>
+        </w:tabs>
+        <w:spacing w:before="0" w:after="40"/>
+        <w:ind w:left="360"/>
+      </w:pPr>
+      <w:r>
+        <w:rPr>
+          <w:b w:val="0"/>
+          <w:sz w:val="22"/>
+        </w:rPr>
+        <w:t>5.5 Cost and Deployment Trade-offs</w:t>
+      </w:r>
+      <w:r>
+        <w:rPr>
+          <w:b w:val="0"/>
+          <w:sz w:val="22"/>
+        </w:rPr>
+        <w:tab/>
+        <w:t>49</w:t>
+      </w:r>
+    </w:p>
+    <w:p>
+      <w:pPr>
+        <w:tabs>
+          <w:tab w:pos="8312" w:val="right" w:leader="dot"/>
+        </w:tabs>
+        <w:spacing w:before="0" w:after="40"/>
+        <w:ind w:left="360"/>
+      </w:pPr>
+      <w:r>
+        <w:rPr>
+          <w:b w:val="0"/>
+          <w:sz w:val="22"/>
+        </w:rPr>
+        <w:t>5.6 Critical Evaluation</w:t>
+      </w:r>
+      <w:r>
+        <w:rPr>
+          <w:b w:val="0"/>
+          <w:sz w:val="22"/>
+        </w:rPr>
+        <w:tab/>
+        <w:t>50</w:t>
+      </w:r>
+    </w:p>
+    <w:p>
+      <w:pPr>
+        <w:tabs>
+          <w:tab w:pos="8312" w:val="right" w:leader="dot"/>
+        </w:tabs>
+        <w:spacing w:before="0" w:after="40"/>
+        <w:ind w:left="360"/>
+      </w:pPr>
+      <w:r>
+        <w:rPr>
+          <w:b w:val="0"/>
+          <w:sz w:val="22"/>
+        </w:rPr>
+        <w:t>5.7 Assessment Against the Research Questions</w:t>
+      </w:r>
+      <w:r>
+        <w:rPr>
+          <w:b w:val="0"/>
+          <w:sz w:val="22"/>
+        </w:rPr>
+        <w:tab/>
+        <w:t>50</w:t>
+      </w:r>
+    </w:p>
+    <w:p>
+      <w:pPr>
+        <w:tabs>
+          <w:tab w:pos="8312" w:val="right" w:leader="dot"/>
+        </w:tabs>
+        <w:spacing w:before="0" w:after="40"/>
+        <w:ind w:left="360"/>
+      </w:pPr>
+      <w:r>
+        <w:rPr>
+          <w:b w:val="0"/>
+          <w:sz w:val="22"/>
+        </w:rPr>
+        <w:t>5.8 Practical Implications and Summary</w:t>
+      </w:r>
+      <w:r>
+        <w:rPr>
+          <w:b w:val="0"/>
+          <w:sz w:val="22"/>
+        </w:rPr>
+        <w:tab/>
+        <w:t>51</w:t>
+      </w:r>
+    </w:p>
+    <w:p>
+      <w:pPr>
+        <w:tabs>
+          <w:tab w:pos="8312" w:val="right" w:leader="dot"/>
+        </w:tabs>
+        <w:spacing w:before="120" w:after="40"/>
+        <w:ind w:left="0"/>
+      </w:pPr>
+      <w:r>
+        <w:rPr>
+          <w:b/>
+          <w:sz w:val="22"/>
+        </w:rPr>
+        <w:t>CHAPTER 6: CONCLUSION</w:t>
+      </w:r>
+      <w:r>
+        <w:rPr>
+          <w:b/>
+          <w:sz w:val="22"/>
+        </w:rPr>
+        <w:tab/>
+        <w:t>52</w:t>
+      </w:r>
+    </w:p>
+    <w:p>
+      <w:pPr>
+        <w:tabs>
+          <w:tab w:pos="8312" w:val="right" w:leader="dot"/>
+        </w:tabs>
+        <w:spacing w:before="0" w:after="40"/>
+        <w:ind w:left="360"/>
+      </w:pPr>
+      <w:r>
+        <w:rPr>
+          <w:b w:val="0"/>
+          <w:sz w:val="22"/>
+        </w:rPr>
+        <w:t>6.1 Summary of the Dissertation</w:t>
+      </w:r>
+      <w:r>
+        <w:rPr>
+          <w:b w:val="0"/>
+          <w:sz w:val="22"/>
+        </w:rPr>
+        <w:tab/>
+        <w:t>52</w:t>
+      </w:r>
+    </w:p>
+    <w:p>
+      <w:pPr>
+        <w:tabs>
+          <w:tab w:pos="8312" w:val="right" w:leader="dot"/>
+        </w:tabs>
+        <w:spacing w:before="0" w:after="40"/>
+        <w:ind w:left="360"/>
+      </w:pPr>
+      <w:r>
+        <w:rPr>
+          <w:b w:val="0"/>
+          <w:sz w:val="22"/>
+        </w:rPr>
+        <w:t>6.2 Research Contributions</w:t>
+      </w:r>
+      <w:r>
+        <w:rPr>
+          <w:b w:val="0"/>
+          <w:sz w:val="22"/>
+        </w:rPr>
+        <w:tab/>
+        <w:t>53</w:t>
+      </w:r>
+    </w:p>
+    <w:p>
+      <w:pPr>
+        <w:tabs>
+          <w:tab w:pos="8312" w:val="right" w:leader="dot"/>
+        </w:tabs>
+        <w:spacing w:before="0" w:after="40"/>
+        <w:ind w:left="360"/>
+      </w:pPr>
+      <w:r>
+        <w:rPr>
+          <w:b w:val="0"/>
+          <w:sz w:val="22"/>
+        </w:rPr>
+        <w:t>6.3 Limitations and Future Work</w:t>
+      </w:r>
+      <w:r>
+        <w:rPr>
+          <w:b w:val="0"/>
+          <w:sz w:val="22"/>
+        </w:rPr>
+        <w:tab/>
+        <w:t>54</w:t>
+      </w:r>
+    </w:p>
+    <w:p>
+      <w:pPr>
+        <w:tabs>
+          <w:tab w:pos="8312" w:val="right" w:leader="dot"/>
+        </w:tabs>
+        <w:spacing w:before="0" w:after="40"/>
+        <w:ind w:left="360"/>
+      </w:pPr>
+      <w:r>
+        <w:rPr>
+          <w:b w:val="0"/>
+          <w:sz w:val="22"/>
+        </w:rPr>
+        <w:t>6.4 Personal Reflections</w:t>
+      </w:r>
+      <w:r>
+        <w:rPr>
+          <w:b w:val="0"/>
+          <w:sz w:val="22"/>
+        </w:rPr>
+        <w:tab/>
+        <w:t>55</w:t>
+      </w:r>
+    </w:p>
+    <w:p>
+      <w:pPr>
+        <w:tabs>
+          <w:tab w:pos="8312" w:val="right" w:leader="dot"/>
+        </w:tabs>
+        <w:spacing w:before="0" w:after="40"/>
+        <w:ind w:left="360"/>
+      </w:pPr>
+      <w:r>
+        <w:rPr>
+          <w:b w:val="0"/>
+          <w:sz w:val="22"/>
+        </w:rPr>
+        <w:t>6.5 Closing Remarks</w:t>
+      </w:r>
+      <w:r>
+        <w:rPr>
+          <w:b w:val="0"/>
+          <w:sz w:val="22"/>
+        </w:rPr>
+        <w:tab/>
+        <w:t>56</w:t>
+      </w:r>
+    </w:p>
+    <w:p>
+      <w:pPr>
+        <w:tabs>
+          <w:tab w:pos="8312" w:val="right" w:leader="dot"/>
+        </w:tabs>
+        <w:spacing w:before="120" w:after="40"/>
+        <w:ind w:left="0"/>
+      </w:pPr>
+      <w:r>
+        <w:rPr>
+          <w:b/>
+          <w:sz w:val="22"/>
+        </w:rPr>
+        <w:t>REFERENCES</w:t>
+      </w:r>
+      <w:r>
+        <w:rPr>
+          <w:b/>
+          <w:sz w:val="22"/>
+        </w:rPr>
+        <w:tab/>
+        <w:t>57</w:t>
+      </w:r>
+    </w:p>
+    <w:p>
+      <w:pPr>
+        <w:tabs>
+          <w:tab w:pos="8312" w:val="right" w:leader="dot"/>
+        </w:tabs>
+        <w:spacing w:before="120" w:after="40"/>
+        <w:ind w:left="0"/>
+      </w:pPr>
+      <w:r>
+        <w:rPr>
+          <w:b/>
+          <w:sz w:val="22"/>
+        </w:rPr>
+        <w:t>APPENDIX A: ETHICAL APPROVAL</w:t>
+      </w:r>
+      <w:r>
+        <w:rPr>
+          <w:b/>
+          <w:sz w:val="22"/>
+        </w:rPr>
+        <w:tab/>
+        <w:t>60</w:t>
+      </w:r>
+    </w:p>
+    <w:p>
+      <w:pPr>
+        <w:tabs>
+          <w:tab w:pos="8312" w:val="right" w:leader="dot"/>
+        </w:tabs>
+        <w:spacing w:before="120" w:after="40"/>
+        <w:ind w:left="0"/>
+      </w:pPr>
+      <w:r>
+        <w:rPr>
+          <w:b/>
+          <w:sz w:val="22"/>
+        </w:rPr>
+        <w:t>APPENDIX B: SUPPLEMENTARY MATERIAL</w:t>
+      </w:r>
+      <w:r>
+        <w:rPr>
+          <w:b/>
+          <w:sz w:val="22"/>
+        </w:rPr>
+        <w:tab/>
+        <w:t>60</w:t>
+      </w:r>
+    </w:p>
+    <w:p>
+      <w:pPr>
+        <w:tabs>
+          <w:tab w:pos="8312" w:val="right" w:leader="dot"/>
+        </w:tabs>
+        <w:spacing w:before="0" w:after="40"/>
+        <w:ind w:left="360"/>
+      </w:pPr>
+      <w:r>
+        <w:rPr>
+          <w:b w:val="0"/>
+          <w:sz w:val="22"/>
+        </w:rPr>
+        <w:t>B.1 Code and reproducibility</w:t>
+      </w:r>
+      <w:r>
+        <w:rPr>
+          <w:b w:val="0"/>
+          <w:sz w:val="22"/>
+        </w:rPr>
+        <w:tab/>
+        <w:t>60</w:t>
+      </w:r>
+    </w:p>
+    <w:p>
+      <w:pPr>
+        <w:tabs>
+          <w:tab w:pos="8312" w:val="right" w:leader="dot"/>
+        </w:tabs>
+        <w:spacing w:before="0" w:after="40"/>
+        <w:ind w:left="360"/>
+      </w:pPr>
+      <w:r>
+        <w:rPr>
+          <w:b w:val="0"/>
+          <w:sz w:val="22"/>
+        </w:rPr>
+        <w:t>B.2 Sample of the unified corpus</w:t>
+      </w:r>
+      <w:r>
+        <w:rPr>
+          <w:b w:val="0"/>
+          <w:sz w:val="22"/>
+        </w:rPr>
+        <w:tab/>
+        <w:t>61</w:t>
+      </w:r>
+    </w:p>
+    <w:p>
+      <w:pPr>
+        <w:tabs>
+          <w:tab w:pos="8312" w:val="right" w:leader="dot"/>
+        </w:tabs>
+        <w:spacing w:before="0" w:after="40"/>
+        <w:ind w:left="360"/>
+      </w:pPr>
+      <w:r>
+        <w:rPr>
+          <w:b w:val="0"/>
+          <w:sz w:val="22"/>
+        </w:rPr>
+        <w:t>B.3 DistilBERT fine-tuning configuration</w:t>
+      </w:r>
+      <w:r>
+        <w:rPr>
+          <w:b w:val="0"/>
+          <w:sz w:val="22"/>
+        </w:rPr>
+        <w:tab/>
+        <w:t>61</w:t>
+      </w:r>
+    </w:p>
+    <w:p>
+      <w:pPr>
+        <w:tabs>
+          <w:tab w:pos="8312" w:val="right" w:leader="dot"/>
+        </w:tabs>
+        <w:spacing w:before="0" w:after="40"/>
+        <w:ind w:left="360"/>
+      </w:pPr>
+      <w:r>
+        <w:rPr>
+          <w:b w:val="0"/>
+          <w:sz w:val="22"/>
+        </w:rPr>
+        <w:t>B.4 Supplementary tables, figures and examples</w:t>
+      </w:r>
+      <w:r>
+        <w:rPr>
+          <w:b w:val="0"/>
+          <w:sz w:val="22"/>
+        </w:rPr>
+        <w:tab/>
+        <w:t>61</w:t>
+      </w:r>
+    </w:p>
+    <w:p>
+      <w:pPr>
+        <w:tabs>
+          <w:tab w:pos="8312" w:val="right" w:leader="dot"/>
+        </w:tabs>
+        <w:spacing w:before="0" w:after="40"/>
+        <w:ind w:left="360"/>
+      </w:pPr>
+      <w:r>
+        <w:rPr>
+          <w:b w:val="0"/>
+          <w:sz w:val="22"/>
+        </w:rPr>
+        <w:t>B.5 Note on the fine-tuned model’s evaluation partition</w:t>
+      </w:r>
+      <w:r>
+        <w:rPr>
+          <w:b w:val="0"/>
+          <w:sz w:val="22"/>
+        </w:rPr>
+        <w:tab/>
+        <w:t>69</w:t>
       </w:r>
     </w:p>
     <w:p>
